--- a/Definition mots et suivie.docx
+++ b/Definition mots et suivie.docx
@@ -1007,6 +1007,112 @@
           <w14:ligatures w14:val="standardContextual"/>
         </w:rPr>
         <w:t xml:space="preserve"> d’un plan. </w:t>
+      </w:r>
+    </w:p>
+    <w:p>
+      <w:pPr>
+        <w:pStyle w:val="NormalWeb"/>
+        <w:rPr>
+          <w:rFonts w:asciiTheme="minorHAnsi" w:eastAsiaTheme="minorHAnsi" w:hAnsiTheme="minorHAnsi" w:cstheme="minorBidi"/>
+          <w:kern w:val="2"/>
+          <w:lang w:val="fr-FR" w:eastAsia="en-US"/>
+          <w14:ligatures w14:val="standardContextual"/>
+        </w:rPr>
+      </w:pPr>
+      <w:proofErr w:type="gramStart"/>
+      <w:r>
+        <w:rPr>
+          <w:rFonts w:asciiTheme="minorHAnsi" w:eastAsiaTheme="minorHAnsi" w:hAnsiTheme="minorHAnsi" w:cstheme="minorBidi"/>
+          <w:b/>
+          <w:bCs/>
+          <w:kern w:val="2"/>
+          <w:lang w:val="fr-FR" w:eastAsia="en-US"/>
+          <w14:ligatures w14:val="standardContextual"/>
+        </w:rPr>
+        <w:t>data</w:t>
+      </w:r>
+      <w:proofErr w:type="gramEnd"/>
+      <w:r>
+        <w:rPr>
+          <w:rFonts w:asciiTheme="minorHAnsi" w:eastAsiaTheme="minorHAnsi" w:hAnsiTheme="minorHAnsi" w:cstheme="minorBidi"/>
+          <w:b/>
+          <w:bCs/>
+          <w:kern w:val="2"/>
+          <w:lang w:val="fr-FR" w:eastAsia="en-US"/>
+          <w14:ligatures w14:val="standardContextual"/>
+        </w:rPr>
+        <w:t xml:space="preserve"> </w:t>
+      </w:r>
+      <w:proofErr w:type="spellStart"/>
+      <w:proofErr w:type="gramStart"/>
+      <w:r>
+        <w:rPr>
+          <w:rFonts w:asciiTheme="minorHAnsi" w:eastAsiaTheme="minorHAnsi" w:hAnsiTheme="minorHAnsi" w:cstheme="minorBidi"/>
+          <w:b/>
+          <w:bCs/>
+          <w:kern w:val="2"/>
+          <w:lang w:val="fr-FR" w:eastAsia="en-US"/>
+          <w14:ligatures w14:val="standardContextual"/>
+        </w:rPr>
+        <w:t>parallelism</w:t>
+      </w:r>
+      <w:proofErr w:type="spellEnd"/>
+      <w:r>
+        <w:rPr>
+          <w:rFonts w:asciiTheme="minorHAnsi" w:eastAsiaTheme="minorHAnsi" w:hAnsiTheme="minorHAnsi" w:cstheme="minorBidi"/>
+          <w:kern w:val="2"/>
+          <w:lang w:val="fr-FR" w:eastAsia="en-US"/>
+          <w14:ligatures w14:val="standardContextual"/>
+        </w:rPr>
+        <w:t>:</w:t>
+      </w:r>
+      <w:proofErr w:type="gramEnd"/>
+      <w:r>
+        <w:rPr>
+          <w:rFonts w:asciiTheme="minorHAnsi" w:eastAsiaTheme="minorHAnsi" w:hAnsiTheme="minorHAnsi" w:cstheme="minorBidi"/>
+          <w:kern w:val="2"/>
+          <w:lang w:val="fr-FR" w:eastAsia="en-US"/>
+          <w14:ligatures w14:val="standardContextual"/>
+        </w:rPr>
+        <w:t xml:space="preserve"> </w:t>
+      </w:r>
+    </w:p>
+    <w:p>
+      <w:pPr>
+        <w:pStyle w:val="NormalWeb"/>
+        <w:rPr>
+          <w:rFonts w:asciiTheme="minorHAnsi" w:eastAsiaTheme="minorHAnsi" w:hAnsiTheme="minorHAnsi" w:cstheme="minorBidi"/>
+          <w:kern w:val="2"/>
+          <w:lang w:val="fr-FR" w:eastAsia="en-US"/>
+          <w14:ligatures w14:val="standardContextual"/>
+        </w:rPr>
+      </w:pPr>
+      <w:r>
+        <w:rPr>
+          <w:rFonts w:asciiTheme="minorHAnsi" w:eastAsiaTheme="minorHAnsi" w:hAnsiTheme="minorHAnsi" w:cstheme="minorBidi"/>
+          <w:kern w:val="2"/>
+          <w:lang w:val="fr-FR" w:eastAsia="en-US"/>
+          <w14:ligatures w14:val="standardContextual"/>
+        </w:rPr>
+        <w:t>Comment</w:t>
+      </w:r>
+      <w:r>
+        <w:rPr>
+          <w:rFonts w:asciiTheme="minorHAnsi" w:eastAsiaTheme="minorHAnsi" w:hAnsiTheme="minorHAnsi" w:cstheme="minorBidi"/>
+          <w:kern w:val="2"/>
+          <w:lang w:val="fr-FR" w:eastAsia="en-US"/>
+          <w14:ligatures w14:val="standardContextual"/>
+        </w:rPr>
+        <w:t xml:space="preserve"> les différentes modalités (texte, image, audio, vidéo, etc.) sont-elles alignées entre elles dans les données</w:t>
+      </w:r>
+      <w:r>
+        <w:rPr>
+          <w:rFonts w:asciiTheme="minorHAnsi" w:eastAsiaTheme="minorHAnsi" w:hAnsiTheme="minorHAnsi" w:cstheme="minorBidi"/>
+          <w:kern w:val="2"/>
+          <w:lang w:val="fr-FR" w:eastAsia="en-US"/>
+          <w14:ligatures w14:val="standardContextual"/>
+        </w:rPr>
+        <w:t>.</w:t>
       </w:r>
     </w:p>
     <w:p>
@@ -1188,21 +1294,7 @@
         <w:rPr>
           <w:lang w:val="fr-FR"/>
         </w:rPr>
-        <w:t xml:space="preserve">Quand le </w:t>
-      </w:r>
-      <w:proofErr w:type="spellStart"/>
-      <w:r>
-        <w:rPr>
-          <w:lang w:val="fr-FR"/>
-        </w:rPr>
-        <w:t>dataset</w:t>
-      </w:r>
-      <w:proofErr w:type="spellEnd"/>
-      <w:r>
-        <w:rPr>
-          <w:lang w:val="fr-FR"/>
-        </w:rPr>
-        <w:t xml:space="preserve"> est labeliser </w:t>
+        <w:t xml:space="preserve">Quand le dataset est labeliser </w:t>
       </w:r>
     </w:p>
     <w:p>
@@ -2268,7 +2360,6 @@
   <w:style w:type="character" w:default="1" w:styleId="Policepardfaut">
     <w:name w:val="Default Paragraph Font"/>
     <w:uiPriority w:val="1"/>
-    <w:semiHidden/>
     <w:unhideWhenUsed/>
   </w:style>
   <w:style w:type="table" w:default="1" w:styleId="TableauNormal">

--- a/Definition mots et suivie.docx
+++ b/Definition mots et suivie.docx
@@ -1014,13 +1014,374 @@
         <w:pStyle w:val="NormalWeb"/>
         <w:rPr>
           <w:rFonts w:asciiTheme="minorHAnsi" w:eastAsiaTheme="minorHAnsi" w:hAnsiTheme="minorHAnsi" w:cstheme="minorBidi"/>
+          <w:b/>
+          <w:bCs/>
+          <w:kern w:val="2"/>
+          <w:u w:val="single"/>
+          <w:lang w:val="fr-FR" w:eastAsia="en-US"/>
+          <w14:ligatures w14:val="standardContextual"/>
+        </w:rPr>
+      </w:pPr>
+      <w:r>
+        <w:rPr>
+          <w:rFonts w:asciiTheme="minorHAnsi" w:eastAsiaTheme="minorHAnsi" w:hAnsiTheme="minorHAnsi" w:cstheme="minorBidi"/>
+          <w:b/>
+          <w:bCs/>
+          <w:kern w:val="2"/>
+          <w:u w:val="single"/>
+          <w:lang w:val="fr-FR" w:eastAsia="en-US"/>
+          <w14:ligatures w14:val="standardContextual"/>
+        </w:rPr>
+        <w:t>D</w:t>
+      </w:r>
+      <w:r>
+        <w:rPr>
+          <w:rFonts w:asciiTheme="minorHAnsi" w:eastAsiaTheme="minorHAnsi" w:hAnsiTheme="minorHAnsi" w:cstheme="minorBidi"/>
+          <w:b/>
+          <w:bCs/>
+          <w:kern w:val="2"/>
+          <w:u w:val="single"/>
+          <w:lang w:val="fr-FR" w:eastAsia="en-US"/>
+          <w14:ligatures w14:val="standardContextual"/>
+        </w:rPr>
+        <w:t xml:space="preserve">ata </w:t>
+      </w:r>
+      <w:proofErr w:type="spellStart"/>
+      <w:proofErr w:type="gramStart"/>
+      <w:r>
+        <w:rPr>
+          <w:rFonts w:asciiTheme="minorHAnsi" w:eastAsiaTheme="minorHAnsi" w:hAnsiTheme="minorHAnsi" w:cstheme="minorBidi"/>
+          <w:b/>
+          <w:bCs/>
+          <w:kern w:val="2"/>
+          <w:u w:val="single"/>
+          <w:lang w:val="fr-FR" w:eastAsia="en-US"/>
+          <w14:ligatures w14:val="standardContextual"/>
+        </w:rPr>
+        <w:t>parallelism</w:t>
+      </w:r>
+      <w:proofErr w:type="spellEnd"/>
+      <w:r>
+        <w:rPr>
+          <w:rFonts w:asciiTheme="minorHAnsi" w:eastAsiaTheme="minorHAnsi" w:hAnsiTheme="minorHAnsi" w:cstheme="minorBidi"/>
+          <w:b/>
+          <w:bCs/>
+          <w:kern w:val="2"/>
+          <w:u w:val="single"/>
+          <w:lang w:val="fr-FR" w:eastAsia="en-US"/>
+          <w14:ligatures w14:val="standardContextual"/>
+        </w:rPr>
+        <w:t>:</w:t>
+      </w:r>
+      <w:proofErr w:type="gramEnd"/>
+      <w:r>
+        <w:rPr>
+          <w:rFonts w:asciiTheme="minorHAnsi" w:eastAsiaTheme="minorHAnsi" w:hAnsiTheme="minorHAnsi" w:cstheme="minorBidi"/>
+          <w:b/>
+          <w:bCs/>
+          <w:kern w:val="2"/>
+          <w:u w:val="single"/>
+          <w:lang w:val="fr-FR" w:eastAsia="en-US"/>
+          <w14:ligatures w14:val="standardContextual"/>
+        </w:rPr>
+        <w:t xml:space="preserve"> </w:t>
+      </w:r>
+    </w:p>
+    <w:p>
+      <w:pPr>
+        <w:pStyle w:val="NormalWeb"/>
+        <w:rPr>
+          <w:rFonts w:asciiTheme="minorHAnsi" w:eastAsiaTheme="minorHAnsi" w:hAnsiTheme="minorHAnsi" w:cstheme="minorBidi"/>
           <w:kern w:val="2"/>
           <w:lang w:val="fr-FR" w:eastAsia="en-US"/>
           <w14:ligatures w14:val="standardContextual"/>
         </w:rPr>
       </w:pPr>
-      <w:proofErr w:type="gramStart"/>
-      <w:r>
+      <w:r>
+        <w:rPr>
+          <w:rFonts w:asciiTheme="minorHAnsi" w:eastAsiaTheme="minorHAnsi" w:hAnsiTheme="minorHAnsi" w:cstheme="minorBidi"/>
+          <w:kern w:val="2"/>
+          <w:lang w:val="fr-FR" w:eastAsia="en-US"/>
+          <w14:ligatures w14:val="standardContextual"/>
+        </w:rPr>
+        <w:t>Comment les différentes modalités (texte, image, audio, vidéo, etc.) sont-elles alignées entre elles dans les données</w:t>
+      </w:r>
+      <w:r>
+        <w:rPr>
+          <w:rFonts w:asciiTheme="minorHAnsi" w:eastAsiaTheme="minorHAnsi" w:hAnsiTheme="minorHAnsi" w:cstheme="minorBidi"/>
+          <w:kern w:val="2"/>
+          <w:lang w:val="fr-FR" w:eastAsia="en-US"/>
+          <w14:ligatures w14:val="standardContextual"/>
+        </w:rPr>
+        <w:t>.</w:t>
+      </w:r>
+    </w:p>
+    <w:p>
+      <w:pPr>
+        <w:pStyle w:val="NormalWeb"/>
+      </w:pPr>
+      <w:proofErr w:type="spellStart"/>
+      <w:r>
+        <w:rPr>
+          <w:rStyle w:val="lev"/>
+          <w:rFonts w:eastAsiaTheme="majorEastAsia"/>
+        </w:rPr>
+        <w:t>zero-shot</w:t>
+      </w:r>
+      <w:proofErr w:type="spellEnd"/>
+      <w:r>
+        <w:rPr>
+          <w:rStyle w:val="lev"/>
+          <w:rFonts w:eastAsiaTheme="majorEastAsia"/>
+        </w:rPr>
+        <w:t xml:space="preserve"> </w:t>
+      </w:r>
+      <w:proofErr w:type="spellStart"/>
+      <w:r>
+        <w:rPr>
+          <w:rStyle w:val="lev"/>
+          <w:rFonts w:eastAsiaTheme="majorEastAsia"/>
+        </w:rPr>
+        <w:t>learning</w:t>
+      </w:r>
+      <w:proofErr w:type="spellEnd"/>
+      <w:r>
+        <w:t>:</w:t>
+      </w:r>
+    </w:p>
+    <w:p>
+      <w:pPr>
+        <w:rPr>
+          <w:lang w:val="fr-FR"/>
+        </w:rPr>
+      </w:pPr>
+      <w:r>
+        <w:rPr>
+          <w:lang w:val="fr-FR"/>
+        </w:rPr>
+        <w:t xml:space="preserve">Le </w:t>
+      </w:r>
+      <w:proofErr w:type="spellStart"/>
+      <w:r>
+        <w:t>zero-shot</w:t>
+      </w:r>
+      <w:proofErr w:type="spellEnd"/>
+      <w:r>
+        <w:t xml:space="preserve"> </w:t>
+      </w:r>
+      <w:proofErr w:type="spellStart"/>
+      <w:r>
+        <w:t>learning</w:t>
+      </w:r>
+      <w:proofErr w:type="spellEnd"/>
+      <w:r>
+        <w:rPr>
+          <w:lang w:val="fr-FR"/>
+        </w:rPr>
+        <w:t xml:space="preserve"> est une approche d’apprentissage automatique qui permet à un modèle de </w:t>
+      </w:r>
+      <w:r>
+        <w:t>reconnaître ou de prédire des classes jamais vues pendant l’entraînement</w:t>
+      </w:r>
+      <w:r>
+        <w:rPr>
+          <w:lang w:val="fr-FR"/>
+        </w:rPr>
+        <w:t xml:space="preserve">, en s’appuyant sur des </w:t>
+      </w:r>
+      <w:r>
+        <w:t>connaissances transférées</w:t>
+      </w:r>
+      <w:r>
+        <w:rPr>
+          <w:lang w:val="fr-FR"/>
+        </w:rPr>
+        <w:t xml:space="preserve"> depuis d’autres modalités ou représentations.</w:t>
+      </w:r>
+    </w:p>
+    <w:p>
+      <w:pPr>
+        <w:pStyle w:val="NormalWeb"/>
+        <w:rPr>
+          <w:rStyle w:val="lev"/>
+          <w:rFonts w:asciiTheme="minorHAnsi" w:eastAsiaTheme="minorHAnsi" w:hAnsiTheme="minorHAnsi" w:cstheme="minorBidi"/>
+          <w:b w:val="0"/>
+          <w:bCs w:val="0"/>
+          <w:kern w:val="2"/>
+          <w:lang w:val="fr-FR" w:eastAsia="en-US"/>
+          <w14:ligatures w14:val="standardContextual"/>
+        </w:rPr>
+      </w:pPr>
+      <w:r>
+        <w:rPr>
+          <w:rStyle w:val="lev"/>
+          <w:rFonts w:asciiTheme="minorHAnsi" w:eastAsiaTheme="minorHAnsi" w:hAnsiTheme="minorHAnsi" w:cstheme="minorBidi"/>
+          <w:b w:val="0"/>
+          <w:bCs w:val="0"/>
+          <w:kern w:val="2"/>
+          <w:lang w:val="fr-FR" w:eastAsia="en-US"/>
+          <w14:ligatures w14:val="standardContextual"/>
+        </w:rPr>
+        <w:t xml:space="preserve">Par exemple, on peut entraîner un modèle à reconnaître les parties des animaux (pattes, ailes, cornes, rayures, etc.). Même s’il n’a jamais vu certaines espèces pendant l’entraînement, il pourra ensuite classer de nouveaux animaux en fonction de leurs caractéristiques physiques décrites. Ainsi, s’il rencontre pour la première fois un </w:t>
+      </w:r>
+      <w:r>
+        <w:rPr>
+          <w:rStyle w:val="lev"/>
+          <w:rFonts w:asciiTheme="minorHAnsi" w:eastAsiaTheme="minorHAnsi" w:hAnsiTheme="minorHAnsi" w:cstheme="minorBidi"/>
+          <w:b w:val="0"/>
+          <w:bCs w:val="0"/>
+          <w:i/>
+          <w:iCs/>
+          <w:kern w:val="2"/>
+          <w:lang w:val="fr-FR" w:eastAsia="en-US"/>
+          <w14:ligatures w14:val="standardContextual"/>
+        </w:rPr>
+        <w:t>zèbre</w:t>
+      </w:r>
+      <w:r>
+        <w:rPr>
+          <w:rStyle w:val="lev"/>
+          <w:rFonts w:asciiTheme="minorHAnsi" w:eastAsiaTheme="minorHAnsi" w:hAnsiTheme="minorHAnsi" w:cstheme="minorBidi"/>
+          <w:b w:val="0"/>
+          <w:bCs w:val="0"/>
+          <w:kern w:val="2"/>
+          <w:lang w:val="fr-FR" w:eastAsia="en-US"/>
+          <w14:ligatures w14:val="standardContextual"/>
+        </w:rPr>
+        <w:t>, il peut l’identifier grâce à la combinaison « quadrupède + rayures noires et blanches ».</w:t>
+      </w:r>
+    </w:p>
+    <w:p>
+      <w:pPr>
+        <w:pStyle w:val="NormalWeb"/>
+        <w:rPr>
+          <w:rStyle w:val="lev"/>
+          <w:rFonts w:asciiTheme="minorHAnsi" w:eastAsiaTheme="minorHAnsi" w:hAnsiTheme="minorHAnsi" w:cstheme="minorBidi"/>
+          <w:kern w:val="2"/>
+          <w:u w:val="single"/>
+          <w:lang w:val="fr-FR" w:eastAsia="en-US"/>
+          <w14:ligatures w14:val="standardContextual"/>
+        </w:rPr>
+      </w:pPr>
+      <w:r>
+        <w:rPr>
+          <w:rStyle w:val="lev"/>
+          <w:rFonts w:asciiTheme="minorHAnsi" w:eastAsiaTheme="minorHAnsi" w:hAnsiTheme="minorHAnsi" w:cstheme="minorBidi"/>
+          <w:kern w:val="2"/>
+          <w:u w:val="single"/>
+          <w:lang w:val="fr-FR" w:eastAsia="en-US"/>
+          <w14:ligatures w14:val="standardContextual"/>
+        </w:rPr>
+        <w:t>CLIP :</w:t>
+      </w:r>
+    </w:p>
+    <w:p>
+      <w:pPr>
+        <w:pStyle w:val="NormalWeb"/>
+        <w:rPr>
+          <w:rStyle w:val="lev"/>
+          <w:rFonts w:asciiTheme="minorHAnsi" w:eastAsiaTheme="minorHAnsi" w:hAnsiTheme="minorHAnsi" w:cstheme="minorBidi"/>
+          <w:b w:val="0"/>
+          <w:bCs w:val="0"/>
+          <w:kern w:val="2"/>
+          <w:lang w:val="fr-FR" w:eastAsia="en-US"/>
+          <w14:ligatures w14:val="standardContextual"/>
+        </w:rPr>
+      </w:pPr>
+      <w:r>
+        <w:rPr>
+          <w:rStyle w:val="lev"/>
+          <w:rFonts w:asciiTheme="minorHAnsi" w:eastAsiaTheme="minorHAnsi" w:hAnsiTheme="minorHAnsi" w:cstheme="minorBidi"/>
+          <w:b w:val="0"/>
+          <w:bCs w:val="0"/>
+          <w:kern w:val="2"/>
+          <w:lang w:val="fr-FR" w:eastAsia="en-US"/>
+          <w14:ligatures w14:val="standardContextual"/>
+        </w:rPr>
+        <w:t xml:space="preserve">Est un modèle crée en 2021 par open IA il a pour but de </w:t>
+      </w:r>
+      <w:proofErr w:type="spellStart"/>
+      <w:r>
+        <w:rPr>
+          <w:rStyle w:val="lev"/>
+          <w:rFonts w:asciiTheme="minorHAnsi" w:eastAsiaTheme="minorHAnsi" w:hAnsiTheme="minorHAnsi" w:cstheme="minorBidi"/>
+          <w:b w:val="0"/>
+          <w:bCs w:val="0"/>
+          <w:kern w:val="2"/>
+          <w:lang w:val="fr-FR" w:eastAsia="en-US"/>
+          <w14:ligatures w14:val="standardContextual"/>
+        </w:rPr>
+        <w:t>remlier</w:t>
+      </w:r>
+      <w:proofErr w:type="spellEnd"/>
+      <w:r>
+        <w:rPr>
+          <w:rStyle w:val="lev"/>
+          <w:rFonts w:asciiTheme="minorHAnsi" w:eastAsiaTheme="minorHAnsi" w:hAnsiTheme="minorHAnsi" w:cstheme="minorBidi"/>
+          <w:b w:val="0"/>
+          <w:bCs w:val="0"/>
+          <w:kern w:val="2"/>
+          <w:lang w:val="fr-FR" w:eastAsia="en-US"/>
+          <w14:ligatures w14:val="standardContextual"/>
+        </w:rPr>
+        <w:t xml:space="preserve"> le texte à des images dans un méme espace de </w:t>
+      </w:r>
+      <w:proofErr w:type="spellStart"/>
+      <w:r>
+        <w:rPr>
+          <w:rStyle w:val="lev"/>
+          <w:rFonts w:asciiTheme="minorHAnsi" w:eastAsiaTheme="minorHAnsi" w:hAnsiTheme="minorHAnsi" w:cstheme="minorBidi"/>
+          <w:b w:val="0"/>
+          <w:bCs w:val="0"/>
+          <w:kern w:val="2"/>
+          <w:lang w:val="fr-FR" w:eastAsia="en-US"/>
+          <w14:ligatures w14:val="standardContextual"/>
+        </w:rPr>
+        <w:t>représenntaion</w:t>
+      </w:r>
+      <w:proofErr w:type="spellEnd"/>
+      <w:r>
+        <w:rPr>
+          <w:rStyle w:val="lev"/>
+          <w:rFonts w:asciiTheme="minorHAnsi" w:eastAsiaTheme="minorHAnsi" w:hAnsiTheme="minorHAnsi" w:cstheme="minorBidi"/>
+          <w:b w:val="0"/>
+          <w:bCs w:val="0"/>
+          <w:kern w:val="2"/>
+          <w:lang w:val="fr-FR" w:eastAsia="en-US"/>
+          <w14:ligatures w14:val="standardContextual"/>
+        </w:rPr>
+        <w:t xml:space="preserve">. </w:t>
+      </w:r>
+    </w:p>
+    <w:p>
+      <w:pPr>
+        <w:pStyle w:val="NormalWeb"/>
+        <w:rPr>
+          <w:rStyle w:val="lev"/>
+          <w:rFonts w:asciiTheme="minorHAnsi" w:eastAsiaTheme="minorHAnsi" w:hAnsiTheme="minorHAnsi" w:cstheme="minorBidi"/>
+          <w:b w:val="0"/>
+          <w:bCs w:val="0"/>
+          <w:kern w:val="2"/>
+          <w:lang w:val="fr-FR" w:eastAsia="en-US"/>
+          <w14:ligatures w14:val="standardContextual"/>
+        </w:rPr>
+      </w:pPr>
+      <w:r>
+        <w:rPr>
+          <w:rStyle w:val="lev"/>
+          <w:rFonts w:asciiTheme="minorHAnsi" w:eastAsiaTheme="minorHAnsi" w:hAnsiTheme="minorHAnsi" w:cstheme="minorBidi"/>
+          <w:b w:val="0"/>
+          <w:bCs w:val="0"/>
+          <w:kern w:val="2"/>
+          <w:lang w:val="fr-FR" w:eastAsia="en-US"/>
+          <w14:ligatures w14:val="standardContextual"/>
+        </w:rPr>
+        <w:t>En pratique, CLIP apprend à associer une image et sa description textuelle.</w:t>
+      </w:r>
+    </w:p>
+    <w:p>
+      <w:pPr>
+        <w:pStyle w:val="NormalWeb"/>
         <w:rPr>
           <w:rFonts w:asciiTheme="minorHAnsi" w:eastAsiaTheme="minorHAnsi" w:hAnsiTheme="minorHAnsi" w:cstheme="minorBidi"/>
           <w:b/>
@@ -1029,9 +1390,7 @@
           <w:lang w:val="fr-FR" w:eastAsia="en-US"/>
           <w14:ligatures w14:val="standardContextual"/>
         </w:rPr>
-        <w:t>data</w:t>
-      </w:r>
-      <w:proofErr w:type="gramEnd"/>
+      </w:pPr>
       <w:r>
         <w:rPr>
           <w:rFonts w:asciiTheme="minorHAnsi" w:eastAsiaTheme="minorHAnsi" w:hAnsiTheme="minorHAnsi" w:cstheme="minorBidi"/>
@@ -1041,10 +1400,8 @@
           <w:lang w:val="fr-FR" w:eastAsia="en-US"/>
           <w14:ligatures w14:val="standardContextual"/>
         </w:rPr>
-        <w:t xml:space="preserve"> </w:t>
-      </w:r>
-      <w:proofErr w:type="spellStart"/>
-      <w:proofErr w:type="gramStart"/>
+        <w:t>Quesqu</w:t>
+      </w:r>
       <w:r>
         <w:rPr>
           <w:rFonts w:asciiTheme="minorHAnsi" w:eastAsiaTheme="minorHAnsi" w:hAnsiTheme="minorHAnsi" w:cstheme="minorBidi"/>
@@ -1054,70 +1411,9 @@
           <w:lang w:val="fr-FR" w:eastAsia="en-US"/>
           <w14:ligatures w14:val="standardContextual"/>
         </w:rPr>
-        <w:t>parallelism</w:t>
-      </w:r>
-      <w:proofErr w:type="spellEnd"/>
-      <w:r>
-        <w:rPr>
-          <w:rFonts w:asciiTheme="minorHAnsi" w:eastAsiaTheme="minorHAnsi" w:hAnsiTheme="minorHAnsi" w:cstheme="minorBidi"/>
-          <w:kern w:val="2"/>
-          <w:lang w:val="fr-FR" w:eastAsia="en-US"/>
-          <w14:ligatures w14:val="standardContextual"/>
-        </w:rPr>
-        <w:t>:</w:t>
-      </w:r>
-      <w:proofErr w:type="gramEnd"/>
-      <w:r>
-        <w:rPr>
-          <w:rFonts w:asciiTheme="minorHAnsi" w:eastAsiaTheme="minorHAnsi" w:hAnsiTheme="minorHAnsi" w:cstheme="minorBidi"/>
-          <w:kern w:val="2"/>
-          <w:lang w:val="fr-FR" w:eastAsia="en-US"/>
-          <w14:ligatures w14:val="standardContextual"/>
-        </w:rPr>
-        <w:t xml:space="preserve"> </w:t>
-      </w:r>
-    </w:p>
-    <w:p>
-      <w:pPr>
-        <w:pStyle w:val="NormalWeb"/>
-        <w:rPr>
-          <w:rFonts w:asciiTheme="minorHAnsi" w:eastAsiaTheme="minorHAnsi" w:hAnsiTheme="minorHAnsi" w:cstheme="minorBidi"/>
-          <w:kern w:val="2"/>
-          <w:lang w:val="fr-FR" w:eastAsia="en-US"/>
-          <w14:ligatures w14:val="standardContextual"/>
-        </w:rPr>
-      </w:pPr>
-      <w:r>
-        <w:rPr>
-          <w:rFonts w:asciiTheme="minorHAnsi" w:eastAsiaTheme="minorHAnsi" w:hAnsiTheme="minorHAnsi" w:cstheme="minorBidi"/>
-          <w:kern w:val="2"/>
-          <w:lang w:val="fr-FR" w:eastAsia="en-US"/>
-          <w14:ligatures w14:val="standardContextual"/>
-        </w:rPr>
-        <w:t>Comment</w:t>
-      </w:r>
-      <w:r>
-        <w:rPr>
-          <w:rFonts w:asciiTheme="minorHAnsi" w:eastAsiaTheme="minorHAnsi" w:hAnsiTheme="minorHAnsi" w:cstheme="minorBidi"/>
-          <w:kern w:val="2"/>
-          <w:lang w:val="fr-FR" w:eastAsia="en-US"/>
-          <w14:ligatures w14:val="standardContextual"/>
-        </w:rPr>
-        <w:t xml:space="preserve"> les différentes modalités (texte, image, audio, vidéo, etc.) sont-elles alignées entre elles dans les données</w:t>
-      </w:r>
-      <w:r>
-        <w:rPr>
-          <w:rFonts w:asciiTheme="minorHAnsi" w:eastAsiaTheme="minorHAnsi" w:hAnsiTheme="minorHAnsi" w:cstheme="minorBidi"/>
-          <w:kern w:val="2"/>
-          <w:lang w:val="fr-FR" w:eastAsia="en-US"/>
-          <w14:ligatures w14:val="standardContextual"/>
-        </w:rPr>
-        <w:t>.</w:t>
-      </w:r>
-    </w:p>
-    <w:p>
-      <w:pPr>
-        <w:pStyle w:val="NormalWeb"/>
+        <w:t>e un</w:t>
+      </w:r>
+      <w:r>
         <w:rPr>
           <w:rFonts w:asciiTheme="minorHAnsi" w:eastAsiaTheme="minorHAnsi" w:hAnsiTheme="minorHAnsi" w:cstheme="minorBidi"/>
           <w:b/>
@@ -1126,38 +1422,6 @@
           <w:lang w:val="fr-FR" w:eastAsia="en-US"/>
           <w14:ligatures w14:val="standardContextual"/>
         </w:rPr>
-      </w:pPr>
-      <w:r>
-        <w:rPr>
-          <w:rFonts w:asciiTheme="minorHAnsi" w:eastAsiaTheme="minorHAnsi" w:hAnsiTheme="minorHAnsi" w:cstheme="minorBidi"/>
-          <w:b/>
-          <w:bCs/>
-          <w:kern w:val="2"/>
-          <w:lang w:val="fr-FR" w:eastAsia="en-US"/>
-          <w14:ligatures w14:val="standardContextual"/>
-        </w:rPr>
-        <w:t>Quesqu</w:t>
-      </w:r>
-      <w:r>
-        <w:rPr>
-          <w:rFonts w:asciiTheme="minorHAnsi" w:eastAsiaTheme="minorHAnsi" w:hAnsiTheme="minorHAnsi" w:cstheme="minorBidi"/>
-          <w:b/>
-          <w:bCs/>
-          <w:kern w:val="2"/>
-          <w:lang w:val="fr-FR" w:eastAsia="en-US"/>
-          <w14:ligatures w14:val="standardContextual"/>
-        </w:rPr>
-        <w:t>e un</w:t>
-      </w:r>
-      <w:r>
-        <w:rPr>
-          <w:rFonts w:asciiTheme="minorHAnsi" w:eastAsiaTheme="minorHAnsi" w:hAnsiTheme="minorHAnsi" w:cstheme="minorBidi"/>
-          <w:b/>
-          <w:bCs/>
-          <w:kern w:val="2"/>
-          <w:lang w:val="fr-FR" w:eastAsia="en-US"/>
-          <w14:ligatures w14:val="standardContextual"/>
-        </w:rPr>
         <w:t xml:space="preserve"> métré ? :</w:t>
       </w:r>
     </w:p>
@@ -1209,6 +1473,7 @@
           <w:lang w:val="fr-FR" w:eastAsia="en-US"/>
           <w14:ligatures w14:val="standardContextual"/>
         </w:rPr>
+        <w:lastRenderedPageBreak/>
         <w:drawing>
           <wp:anchor distT="0" distB="0" distL="114300" distR="114300" simplePos="0" relativeHeight="251658240" behindDoc="0" locked="0" layoutInCell="1" allowOverlap="1" wp14:anchorId="53B4E40F" wp14:editId="1AC4A666">
             <wp:simplePos x="0" y="0"/>
@@ -2360,6 +2625,7 @@
   <w:style w:type="character" w:default="1" w:styleId="Policepardfaut">
     <w:name w:val="Default Paragraph Font"/>
     <w:uiPriority w:val="1"/>
+    <w:semiHidden/>
     <w:unhideWhenUsed/>
   </w:style>
   <w:style w:type="table" w:default="1" w:styleId="TableauNormal">
@@ -2723,6 +2989,28 @@
       <w:rFonts w:ascii="Courier New" w:eastAsia="Times New Roman" w:hAnsi="Courier New" w:cs="Courier New"/>
       <w:sz w:val="20"/>
       <w:szCs w:val="20"/>
+    </w:rPr>
+  </w:style>
+  <w:style w:type="character" w:styleId="lev">
+    <w:name w:val="Strong"/>
+    <w:basedOn w:val="Policepardfaut"/>
+    <w:uiPriority w:val="22"/>
+    <w:qFormat/>
+    <w:rsid w:val="00632F1D"/>
+    <w:rPr>
+      <w:b/>
+      <w:bCs/>
+    </w:rPr>
+  </w:style>
+  <w:style w:type="character" w:styleId="Accentuation">
+    <w:name w:val="Emphasis"/>
+    <w:basedOn w:val="Policepardfaut"/>
+    <w:uiPriority w:val="20"/>
+    <w:qFormat/>
+    <w:rsid w:val="001750DB"/>
+    <w:rPr>
+      <w:i/>
+      <w:iCs/>
     </w:rPr>
   </w:style>
 </w:styles>

--- a/Definition mots et suivie.docx
+++ b/Definition mots et suivie.docx
@@ -1119,35 +1119,48 @@
     <w:p>
       <w:pPr>
         <w:pStyle w:val="NormalWeb"/>
+        <w:rPr>
+          <w:lang w:val="fr-FR"/>
+        </w:rPr>
       </w:pPr>
       <w:proofErr w:type="spellStart"/>
+      <w:proofErr w:type="gramStart"/>
       <w:r>
         <w:rPr>
           <w:rStyle w:val="lev"/>
           <w:rFonts w:eastAsiaTheme="majorEastAsia"/>
-        </w:rPr>
-        <w:t>zero-shot</w:t>
+          <w:lang w:val="fr-FR"/>
+        </w:rPr>
+        <w:t>zero</w:t>
       </w:r>
       <w:proofErr w:type="spellEnd"/>
+      <w:proofErr w:type="gramEnd"/>
       <w:r>
         <w:rPr>
           <w:rStyle w:val="lev"/>
           <w:rFonts w:eastAsiaTheme="majorEastAsia"/>
-        </w:rPr>
-        <w:t xml:space="preserve"> </w:t>
+          <w:lang w:val="fr-FR"/>
+        </w:rPr>
+        <w:t xml:space="preserve">-shot </w:t>
       </w:r>
       <w:proofErr w:type="spellStart"/>
+      <w:proofErr w:type="gramStart"/>
       <w:r>
         <w:rPr>
           <w:rStyle w:val="lev"/>
           <w:rFonts w:eastAsiaTheme="majorEastAsia"/>
+          <w:lang w:val="fr-FR"/>
         </w:rPr>
         <w:t>learning</w:t>
       </w:r>
       <w:proofErr w:type="spellEnd"/>
       <w:r>
+        <w:rPr>
+          <w:lang w:val="fr-FR"/>
+        </w:rPr>
         <w:t>:</w:t>
       </w:r>
+      <w:proofErr w:type="gramEnd"/>
     </w:p>
     <w:p>
       <w:pPr>
@@ -1163,14 +1176,23 @@
       </w:r>
       <w:proofErr w:type="spellStart"/>
       <w:r>
-        <w:t>zero-shot</w:t>
+        <w:rPr>
+          <w:lang w:val="fr-FR"/>
+        </w:rPr>
+        <w:t>zero</w:t>
       </w:r>
       <w:proofErr w:type="spellEnd"/>
       <w:r>
-        <w:t xml:space="preserve"> </w:t>
+        <w:rPr>
+          <w:lang w:val="fr-FR"/>
+        </w:rPr>
+        <w:t xml:space="preserve">-shot </w:t>
       </w:r>
       <w:proofErr w:type="spellStart"/>
       <w:r>
+        <w:rPr>
+          <w:lang w:val="fr-FR"/>
+        </w:rPr>
         <w:t>learning</w:t>
       </w:r>
       <w:proofErr w:type="spellEnd"/>
@@ -1181,6 +1203,9 @@
         <w:t xml:space="preserve"> est une approche d’apprentissage automatique qui permet à un modèle de </w:t>
       </w:r>
       <w:r>
+        <w:rPr>
+          <w:lang w:val="fr-FR"/>
+        </w:rPr>
         <w:t>reconnaître ou de prédire des classes jamais vues pendant l’entraînement</w:t>
       </w:r>
       <w:r>
@@ -1190,6 +1215,9 @@
         <w:t xml:space="preserve">, en s’appuyant sur des </w:t>
       </w:r>
       <w:r>
+        <w:rPr>
+          <w:lang w:val="fr-FR"/>
+        </w:rPr>
         <w:t>connaissances transférées</w:t>
       </w:r>
       <w:r>
@@ -1383,6 +1411,270 @@
       <w:pPr>
         <w:pStyle w:val="NormalWeb"/>
         <w:rPr>
+          <w:rStyle w:val="lev"/>
+          <w:rFonts w:asciiTheme="minorHAnsi" w:eastAsiaTheme="minorHAnsi" w:hAnsiTheme="minorHAnsi" w:cstheme="minorBidi"/>
+          <w:kern w:val="2"/>
+          <w:u w:val="single"/>
+          <w:lang w:val="fr-FR" w:eastAsia="en-US"/>
+          <w14:ligatures w14:val="standardContextual"/>
+        </w:rPr>
+      </w:pPr>
+      <w:r>
+        <w:rPr>
+          <w:rStyle w:val="lev"/>
+          <w:rFonts w:asciiTheme="minorHAnsi" w:eastAsiaTheme="minorHAnsi" w:hAnsiTheme="minorHAnsi" w:cstheme="minorBidi"/>
+          <w:kern w:val="2"/>
+          <w:u w:val="single"/>
+          <w:lang w:val="fr-FR" w:eastAsia="en-US"/>
+          <w14:ligatures w14:val="standardContextual"/>
+        </w:rPr>
+        <w:t>Intra-modales :</w:t>
+      </w:r>
+    </w:p>
+    <w:p>
+      <w:pPr>
+        <w:pStyle w:val="NormalWeb"/>
+        <w:rPr>
+          <w:rStyle w:val="lev"/>
+          <w:rFonts w:asciiTheme="minorHAnsi" w:eastAsiaTheme="minorHAnsi" w:hAnsiTheme="minorHAnsi" w:cstheme="minorBidi"/>
+          <w:kern w:val="2"/>
+          <w:u w:val="single"/>
+          <w:lang w:val="fr-FR" w:eastAsia="en-US"/>
+          <w14:ligatures w14:val="standardContextual"/>
+        </w:rPr>
+      </w:pPr>
+      <w:r>
+        <w:rPr>
+          <w:lang w:val="fr-FR"/>
+        </w:rPr>
+        <w:t>Spécificités propres à chaque modalité, comme le ton dans l’audio ou la syntaxe dans le texte</w:t>
+      </w:r>
+    </w:p>
+    <w:p>
+      <w:pPr>
+        <w:pStyle w:val="NormalWeb"/>
+        <w:rPr>
+          <w:b/>
+          <w:bCs/>
+          <w:u w:val="single"/>
+          <w:lang w:val="fr-FR"/>
+        </w:rPr>
+      </w:pPr>
+      <w:proofErr w:type="spellStart"/>
+      <w:r>
+        <w:rPr>
+          <w:b/>
+          <w:bCs/>
+          <w:u w:val="single"/>
+          <w:lang w:val="fr-FR"/>
+        </w:rPr>
+        <w:t>Inter-</w:t>
+      </w:r>
+      <w:proofErr w:type="gramStart"/>
+      <w:r>
+        <w:rPr>
+          <w:b/>
+          <w:bCs/>
+          <w:u w:val="single"/>
+          <w:lang w:val="fr-FR"/>
+        </w:rPr>
+        <w:t>modales</w:t>
+      </w:r>
+      <w:proofErr w:type="spellEnd"/>
+      <w:r>
+        <w:rPr>
+          <w:b/>
+          <w:bCs/>
+          <w:u w:val="single"/>
+          <w:lang w:val="fr-FR"/>
+        </w:rPr>
+        <w:t>:</w:t>
+      </w:r>
+      <w:proofErr w:type="gramEnd"/>
+    </w:p>
+    <w:p>
+      <w:pPr>
+        <w:pStyle w:val="NormalWeb"/>
+        <w:rPr>
+          <w:lang w:val="fr-FR"/>
+        </w:rPr>
+      </w:pPr>
+      <w:r>
+        <w:rPr>
+          <w:lang w:val="fr-FR"/>
+        </w:rPr>
+        <w:t>Interactions entre modalités, par ex. comment une expression faciale + un mot renforce une émotion</w:t>
+      </w:r>
+    </w:p>
+    <w:p>
+      <w:pPr>
+        <w:pStyle w:val="NormalWeb"/>
+        <w:rPr>
+          <w:rStyle w:val="lev"/>
+          <w:rFonts w:eastAsiaTheme="majorEastAsia"/>
+          <w:u w:val="single"/>
+        </w:rPr>
+      </w:pPr>
+      <w:proofErr w:type="spellStart"/>
+      <w:r>
+        <w:rPr>
+          <w:rStyle w:val="lev"/>
+          <w:rFonts w:eastAsiaTheme="majorEastAsia"/>
+          <w:u w:val="single"/>
+        </w:rPr>
+        <w:t>l’attention</w:t>
+      </w:r>
+      <w:proofErr w:type="spellEnd"/>
+      <w:r>
+        <w:rPr>
+          <w:rStyle w:val="lev"/>
+          <w:rFonts w:eastAsiaTheme="majorEastAsia"/>
+          <w:u w:val="single"/>
+        </w:rPr>
+        <w:t>:</w:t>
+      </w:r>
+    </w:p>
+    <w:p>
+      <w:pPr>
+        <w:pStyle w:val="NormalWeb"/>
+        <w:rPr>
+          <w:rStyle w:val="lev"/>
+          <w:b w:val="0"/>
+          <w:bCs w:val="0"/>
+          <w:lang w:val="fr-FR"/>
+        </w:rPr>
+      </w:pPr>
+      <w:r>
+        <w:rPr>
+          <w:rStyle w:val="lev"/>
+          <w:b w:val="0"/>
+          <w:bCs w:val="0"/>
+          <w:lang w:val="fr-FR"/>
+        </w:rPr>
+        <w:t xml:space="preserve">L’attention est un mécanisme qui permet à une model de se focaliser sur une zone en particulier, </w:t>
+      </w:r>
+      <w:proofErr w:type="gramStart"/>
+      <w:r>
+        <w:rPr>
+          <w:rStyle w:val="lev"/>
+          <w:b w:val="0"/>
+          <w:bCs w:val="0"/>
+          <w:lang w:val="fr-FR"/>
+        </w:rPr>
+        <w:t>comme par exemple</w:t>
+      </w:r>
+      <w:proofErr w:type="gramEnd"/>
+      <w:r>
+        <w:rPr>
+          <w:rStyle w:val="lev"/>
+          <w:b w:val="0"/>
+          <w:bCs w:val="0"/>
+          <w:lang w:val="fr-FR"/>
+        </w:rPr>
+        <w:t xml:space="preserve"> la tête pour des photos.</w:t>
+      </w:r>
+    </w:p>
+    <w:p>
+      <w:pPr>
+        <w:pStyle w:val="NormalWeb"/>
+        <w:rPr>
+          <w:rStyle w:val="lev"/>
+          <w:b w:val="0"/>
+          <w:bCs w:val="0"/>
+          <w:lang w:val="fr-FR"/>
+        </w:rPr>
+      </w:pPr>
+    </w:p>
+    <w:p>
+      <w:pPr>
+        <w:pStyle w:val="NormalWeb"/>
+        <w:rPr>
+          <w:b/>
+          <w:bCs/>
+          <w:u w:val="single"/>
+          <w:lang w:val="fr-FR"/>
+        </w:rPr>
+      </w:pPr>
+      <w:r>
+        <w:rPr>
+          <w:b/>
+          <w:bCs/>
+          <w:u w:val="single"/>
+          <w:lang w:val="fr-FR"/>
+        </w:rPr>
+        <w:lastRenderedPageBreak/>
+        <w:t xml:space="preserve">Visual Question </w:t>
+      </w:r>
+      <w:proofErr w:type="spellStart"/>
+      <w:r>
+        <w:rPr>
+          <w:b/>
+          <w:bCs/>
+          <w:u w:val="single"/>
+          <w:lang w:val="fr-FR"/>
+        </w:rPr>
+        <w:t>Answering</w:t>
+      </w:r>
+      <w:proofErr w:type="spellEnd"/>
+      <w:r>
+        <w:rPr>
+          <w:b/>
+          <w:bCs/>
+          <w:u w:val="single"/>
+          <w:lang w:val="fr-FR"/>
+        </w:rPr>
+        <w:t xml:space="preserve"> </w:t>
+      </w:r>
+      <w:proofErr w:type="gramStart"/>
+      <w:r>
+        <w:rPr>
+          <w:b/>
+          <w:bCs/>
+          <w:u w:val="single"/>
+          <w:lang w:val="fr-FR"/>
+        </w:rPr>
+        <w:t>VQA</w:t>
+      </w:r>
+      <w:r>
+        <w:rPr>
+          <w:b/>
+          <w:bCs/>
+          <w:u w:val="single"/>
+          <w:lang w:val="fr-FR"/>
+        </w:rPr>
+        <w:t>:</w:t>
+      </w:r>
+      <w:proofErr w:type="gramEnd"/>
+    </w:p>
+    <w:p>
+      <w:pPr>
+        <w:pStyle w:val="NormalWeb"/>
+        <w:rPr>
+          <w:lang w:val="fr-FR"/>
+        </w:rPr>
+      </w:pPr>
+      <w:r>
+        <w:rPr>
+          <w:lang w:val="fr-FR"/>
+        </w:rPr>
+        <w:t>Réponse à des questions visuelles</w:t>
+      </w:r>
+    </w:p>
+    <w:p>
+      <w:pPr>
+        <w:pStyle w:val="NormalWeb"/>
+        <w:rPr>
+          <w:rStyle w:val="lev"/>
+          <w:b w:val="0"/>
+          <w:bCs w:val="0"/>
+          <w:lang w:val="fr-FR"/>
+        </w:rPr>
+      </w:pPr>
+    </w:p>
+    <w:p>
+      <w:pPr>
+        <w:pStyle w:val="NormalWeb"/>
+        <w:rPr>
           <w:rFonts w:asciiTheme="minorHAnsi" w:eastAsiaTheme="minorHAnsi" w:hAnsiTheme="minorHAnsi" w:cstheme="minorBidi"/>
           <w:b/>
           <w:bCs/>
@@ -1460,6 +1752,7 @@
         <w:pStyle w:val="NormalWeb"/>
         <w:rPr>
           <w:rFonts w:asciiTheme="minorHAnsi" w:eastAsiaTheme="minorHAnsi" w:hAnsiTheme="minorHAnsi" w:cstheme="minorBidi"/>
+          <w:noProof/>
           <w:kern w:val="2"/>
           <w:lang w:val="fr-FR" w:eastAsia="en-US"/>
           <w14:ligatures w14:val="standardContextual"/>
@@ -1473,7 +1766,6 @@
           <w:lang w:val="fr-FR" w:eastAsia="en-US"/>
           <w14:ligatures w14:val="standardContextual"/>
         </w:rPr>
-        <w:lastRenderedPageBreak/>
         <w:drawing>
           <wp:anchor distT="0" distB="0" distL="114300" distR="114300" simplePos="0" relativeHeight="251658240" behindDoc="0" locked="0" layoutInCell="1" allowOverlap="1" wp14:anchorId="53B4E40F" wp14:editId="1AC4A666">
             <wp:simplePos x="0" y="0"/>
@@ -1524,6 +1816,17 @@
         </w:rPr>
         <w:t xml:space="preserve"> </w:t>
       </w:r>
+    </w:p>
+    <w:p>
+      <w:pPr>
+        <w:pStyle w:val="NormalWeb"/>
+        <w:rPr>
+          <w:rFonts w:asciiTheme="minorHAnsi" w:eastAsiaTheme="minorHAnsi" w:hAnsiTheme="minorHAnsi" w:cstheme="minorBidi"/>
+          <w:kern w:val="2"/>
+          <w:lang w:val="fr-FR" w:eastAsia="en-US"/>
+          <w14:ligatures w14:val="standardContextual"/>
+        </w:rPr>
+      </w:pPr>
     </w:p>
     <w:p>
       <w:pPr>

--- a/Definition mots et suivie.docx
+++ b/Definition mots et suivie.docx
@@ -950,6 +950,72 @@
           <w14:ligatures w14:val="standardContextual"/>
         </w:rPr>
         <w:lastRenderedPageBreak/>
+        <w:t>Rastérisation :</w:t>
+      </w:r>
+    </w:p>
+    <w:p>
+      <w:pPr>
+        <w:pStyle w:val="NormalWeb"/>
+        <w:rPr>
+          <w:rFonts w:asciiTheme="minorHAnsi" w:eastAsiaTheme="minorHAnsi" w:hAnsiTheme="minorHAnsi" w:cstheme="minorBidi"/>
+          <w:kern w:val="2"/>
+          <w:lang w:val="fr-FR" w:eastAsia="en-US"/>
+          <w14:ligatures w14:val="standardContextual"/>
+        </w:rPr>
+      </w:pPr>
+      <w:r>
+        <w:rPr>
+          <w:rFonts w:asciiTheme="minorHAnsi" w:eastAsiaTheme="minorHAnsi" w:hAnsiTheme="minorHAnsi" w:cstheme="minorBidi"/>
+          <w:kern w:val="2"/>
+          <w:lang w:val="fr-FR" w:eastAsia="en-US"/>
+          <w14:ligatures w14:val="standardContextual"/>
+        </w:rPr>
+        <w:t xml:space="preserve">La rastérisation est le processus de passer une image sous forme de vecteur en une image affichable par un </w:t>
+      </w:r>
+      <w:proofErr w:type="spellStart"/>
+      <w:r>
+        <w:rPr>
+          <w:rFonts w:asciiTheme="minorHAnsi" w:eastAsiaTheme="minorHAnsi" w:hAnsiTheme="minorHAnsi" w:cstheme="minorBidi"/>
+          <w:kern w:val="2"/>
+          <w:lang w:val="fr-FR" w:eastAsia="en-US"/>
+          <w14:ligatures w14:val="standardContextual"/>
+        </w:rPr>
+        <w:t>ecran</w:t>
+      </w:r>
+      <w:proofErr w:type="spellEnd"/>
+      <w:r>
+        <w:rPr>
+          <w:rFonts w:asciiTheme="minorHAnsi" w:eastAsiaTheme="minorHAnsi" w:hAnsiTheme="minorHAnsi" w:cstheme="minorBidi"/>
+          <w:kern w:val="2"/>
+          <w:lang w:val="fr-FR" w:eastAsia="en-US"/>
+          <w14:ligatures w14:val="standardContextual"/>
+        </w:rPr>
+        <w:t xml:space="preserve"> </w:t>
+      </w:r>
+    </w:p>
+    <w:p>
+      <w:pPr>
+        <w:pStyle w:val="NormalWeb"/>
+        <w:rPr>
+          <w:rFonts w:asciiTheme="minorHAnsi" w:eastAsiaTheme="minorHAnsi" w:hAnsiTheme="minorHAnsi" w:cstheme="minorBidi"/>
+          <w:b/>
+          <w:bCs/>
+          <w:kern w:val="2"/>
+          <w:u w:val="single"/>
+          <w:lang w:val="fr-FR" w:eastAsia="en-US"/>
+          <w14:ligatures w14:val="standardContextual"/>
+        </w:rPr>
+      </w:pPr>
+      <w:r>
+        <w:rPr>
+          <w:rFonts w:asciiTheme="minorHAnsi" w:eastAsiaTheme="minorHAnsi" w:hAnsiTheme="minorHAnsi" w:cstheme="minorBidi"/>
+          <w:b/>
+          <w:bCs/>
+          <w:kern w:val="2"/>
+          <w:u w:val="single"/>
+          <w:lang w:val="fr-FR" w:eastAsia="en-US"/>
+          <w14:ligatures w14:val="standardContextual"/>
+        </w:rPr>
         <w:t>OCR :</w:t>
       </w:r>
     </w:p>
@@ -1551,6 +1617,7 @@
           <w:bCs w:val="0"/>
           <w:lang w:val="fr-FR"/>
         </w:rPr>
+        <w:lastRenderedPageBreak/>
         <w:t xml:space="preserve">L’attention est un mécanisme qui permet à une model de se focaliser sur une zone en particulier, </w:t>
       </w:r>
       <w:proofErr w:type="gramStart"/>
@@ -1602,7 +1669,6 @@
           <w:u w:val="single"/>
           <w:lang w:val="fr-FR"/>
         </w:rPr>
-        <w:lastRenderedPageBreak/>
         <w:t xml:space="preserve">Visual Question </w:t>
       </w:r>
       <w:proofErr w:type="spellStart"/>
